--- a/hin/docx/53.content.docx
+++ b/hin/docx/53.content.docx
@@ -136,13 +136,6 @@
         <w:rPr>
           <w:lang w:val="hi_IN" w:bidi="hi_IN"/>
         </w:rPr>
-      </w:r>
-      <w:r>
-        <w:rPr>
-          <w:i/>
-          <w:lang w:val="hi_IN" w:bidi="hi_IN"/>
-        </w:rPr>
-        <w:t>2 थिस्सलुनीकियों 1:3, 2 थिस्सलुनीकियों 1:4, 2 थिस्सलुनीकियों 1:5, 2 थिस्सलुनीकियों 1:6–8, 2 थिस्सलुनीकियों 1:7, 2 थिस्सलुनीकियों 1:9, 2 थिस्सलुनीकियों 1:9 (#2), 2 थिस्सलुनीकियों 1:10, 2 थिस्सलुनीकियों 1:11–12, 2 थिस्सलुनीकियों 2:1, 2 थिस्सलुनीकियों 2:2, 2 थिस्सलुनीकियों 2:3, 2 थिस्सलुनीकियों 2:4, 2 थिस्सलुनीकियों 2:6–7, 2 थिस्सलुनीकियों 2:8, 2 थिस्सलुनीकियों 2:9, 2 थिस्सलुनीकियों 2:10, 2 थिस्सलुनीकियों 2:12, 2 थिस्सलुनीकियों 2:13–14, 2 थिस्सलुनीकियों 2:15, 2 थिस्सलुनीकियों 2:17, 2 थिस्सलुनीकियों 3:1, 2 थिस्सलुनीकियों 3:2, 2 थिस्सलुनीकियों 3:4, 2 थिस्सलुनीकियों 3:6, 2 थिस्सलुनीकियों 3:7–8, 2 थिस्सलुनीकियों 3:10, 2 थिस्सलुनीकियों 3:12, 2 थिस्सलुनीकियों 3:14, 2 थिस्सलुनीकियों 3:16, 2 थिस्सलुनीकियों 3:17</w:t>
       </w:r>
       <w:r>
         <w:rPr>

--- a/hin/docx/53.content.docx
+++ b/hin/docx/53.content.docx
@@ -123,19 +123,6 @@
           <w:lang w:val="hi_IN" w:bidi="hi_IN"/>
         </w:rPr>
         <w:t>2TH</w:t>
-      </w:r>
-      <w:r>
-        <w:rPr>
-          <w:lang w:val="hi_IN" w:bidi="hi_IN"/>
-        </w:rPr>
-      </w:r>
-    </w:p>
-    <w:p>
-      <w:pPr/>
-      <w:r>
-        <w:rPr>
-          <w:lang w:val="hi_IN" w:bidi="hi_IN"/>
-        </w:rPr>
       </w:r>
       <w:r>
         <w:rPr>

--- a/hin/docx/53.content.docx
+++ b/hin/docx/53.content.docx
@@ -19,7 +19,7 @@
         <w:rPr>
           <w:lang w:val="hi_IN" w:bidi="hi_IN"/>
         </w:rPr>
-        <w:t>Resource: अनुवाद प्रश्न (unfoldingWord)</w:t>
+        <w:t>Resource: unfoldingWord® Translation Questions</w:t>
       </w:r>
       <w:r>
         <w:rPr>
@@ -85,7 +85,7 @@
         <w:rPr>
           <w:lang w:val="hi_IN" w:bidi="hi_IN"/>
         </w:rPr>
-        <w:t>अनुवाद प्रश्न (unfoldingWord)</w:t>
+        <w:t>unfoldingWord® Translation Questions</w:t>
       </w:r>
     </w:p>
     <w:p>
